--- a/paper5.docx
+++ b/paper5.docx
@@ -6082,7 +6082,7 @@
         <w:rPr>
           <w:color w:val="0A7D32"/>
         </w:rPr>
-        <w:t xml:space="preserve">A citable, versioned snapshot of this repository is permanently archived in the Zenodo repository under the DOI https://doi.org/10.5281/zenodo.XXXXXXX (to be replaced with the assigned DOI on deposit).</w:t>
+        <w:t xml:space="preserve">A citable, versioned snapshot of this repository is permanently archived in Zenodo under the DOI https://doi.org/10.5281/zenodo.21492082.</w:t>
       </w:r>
     </w:p>
     <w:bookmarkEnd w:id="55"/>

--- a/paper5.docx
+++ b/paper5.docx
@@ -5982,7 +5982,7 @@
         <w:rPr>
           <w:color w:val="0A7D32"/>
         </w:rPr>
-        <w:t xml:space="preserve">access (https://doi.org/10.13026/jsn5-t979): to download it, a researcher must become a credentialed PhysioNet user, complete the required human-subjects research (CITI "Data or Specimens Only Research") training, and sign the PhysioNet Credentialed Health Data Use Agreement (DUA). The authors completed this training and signed the Data Use Agreement, and used the data solely in accordance with its terms. Because the DUA prohibits redistribution, the authors cannot host the MIMIC-CXR images directly; however, any credentialed researcher can obtain the identical version 2.1.0 from PhysioNet, and, to enable verification and reproduction without re-accessing the raw images, the exact frozen per-image model predictions used for every table and figure are released with the code (see Code Availability).</w:t>
+        <w:t xml:space="preserve">access (https://doi.org/10.13026/jsn5-t979): to download it, a researcher must become a credentialed PhysioNet user, complete the required human-subjects research (CITI "Data or Specimens Only Research") training, and sign the PhysioNet Credentialed Health Data Use Agreement (DUA). The author(s) who accessed MIMIC-CXR are credentialed PhysioNet users who completed this training and signed the Data Use Agreement, and the data were used solely in accordance with its terms. Because the DUA prohibits redistribution, the authors cannot host the MIMIC-CXR images directly; however, any credentialed researcher can obtain the identical version 2.1.0 from PhysioNet, and, to enable verification and reproduction without re-accessing the raw images, the exact frozen per-image model predictions used for every table and figure are released with the code (see Code Availability).</w:t>
       </w:r>
       <w:r>
         <w:t xml:space="preserve"> </w:t>

--- a/paper5.docx
+++ b/paper5.docx
@@ -6082,7 +6082,7 @@
         <w:rPr>
           <w:color w:val="0A7D32"/>
         </w:rPr>
-        <w:t xml:space="preserve">A citable, versioned snapshot of this repository is permanently archived in Zenodo under the DOI https://doi.org/10.5281/zenodo.21492082.</w:t>
+        <w:t xml:space="preserve">A citable, versioned snapshot of this repository is permanently archived in Zenodo under the DOI https://doi.org/10.5281/zenodo.21492081.</w:t>
       </w:r>
     </w:p>
     <w:bookmarkEnd w:id="55"/>
